--- a/gdocs_build/2Peter.docx
+++ b/gdocs_build/2Peter.docx
@@ -175,15 +175,6 @@
             <w:r>
               <w:rPr>
                 <w:b/>
-                <w:sz w:val="16"/>
-              </w:rPr>
-              <w:t>3-4</w:t>
-            </w:r>
-          </w:p>
-          <w:p>
-            <w:r>
-              <w:rPr>
-                <w:b/>
                 <w:sz w:val="18"/>
               </w:rPr>
               <w:t>Don't Put It Off</w:t>
@@ -196,15 +187,6 @@
           </w:tcPr>
           <w:p>
             <w:r/>
-            <w:r>
-              <w:rPr>
-                <w:b/>
-                <w:sz w:val="16"/>
-              </w:rPr>
-              <w:t>3-4</w:t>
-            </w:r>
-          </w:p>
-          <w:p>
             <w:r>
               <w:rPr>
                 <w:b/>
@@ -451,15 +433,6 @@
             <w:r>
               <w:rPr>
                 <w:b/>
-                <w:sz w:val="16"/>
-              </w:rPr>
-              <w:t>12-15</w:t>
-            </w:r>
-          </w:p>
-          <w:p>
-            <w:r>
-              <w:rPr>
-                <w:b/>
                 <w:sz w:val="18"/>
               </w:rPr>
               <w:t>The One Light in a Dark Time</w:t>
@@ -472,15 +445,6 @@
           </w:tcPr>
           <w:p>
             <w:r/>
-            <w:r>
-              <w:rPr>
-                <w:b/>
-                <w:sz w:val="16"/>
-              </w:rPr>
-              <w:t>12-15</w:t>
-            </w:r>
-          </w:p>
-          <w:p>
             <w:r>
               <w:rPr>
                 <w:b/>
@@ -794,15 +758,6 @@
             <w:r>
               <w:rPr>
                 <w:b/>
-                <w:sz w:val="16"/>
-              </w:rPr>
-              <w:t>1-2</w:t>
-            </w:r>
-          </w:p>
-          <w:p>
-            <w:r>
-              <w:rPr>
-                <w:b/>
                 <w:sz w:val="18"/>
               </w:rPr>
               <w:t>Lying Religious Leaders</w:t>
@@ -815,15 +770,6 @@
           </w:tcPr>
           <w:p>
             <w:r/>
-            <w:r>
-              <w:rPr>
-                <w:b/>
-                <w:sz w:val="16"/>
-              </w:rPr>
-              <w:t>1-2</w:t>
-            </w:r>
-          </w:p>
-          <w:p>
             <w:r>
               <w:rPr>
                 <w:b/>
@@ -1212,15 +1158,6 @@
             <w:r>
               <w:rPr>
                 <w:b/>
-                <w:sz w:val="16"/>
-              </w:rPr>
-              <w:t>10-11</w:t>
-            </w:r>
-          </w:p>
-          <w:p>
-            <w:r>
-              <w:rPr>
-                <w:b/>
                 <w:sz w:val="18"/>
               </w:rPr>
               <w:t>Predators on the Prowl</w:t>
@@ -1233,15 +1170,6 @@
           </w:tcPr>
           <w:p>
             <w:r/>
-            <w:r>
-              <w:rPr>
-                <w:b/>
-                <w:sz w:val="16"/>
-              </w:rPr>
-              <w:t>10-11</w:t>
-            </w:r>
-          </w:p>
-          <w:p>
             <w:r>
               <w:rPr>
                 <w:b/>
@@ -1697,15 +1625,6 @@
             <w:r>
               <w:rPr>
                 <w:b/>
-                <w:sz w:val="16"/>
-              </w:rPr>
-              <w:t>1-2</w:t>
-            </w:r>
-          </w:p>
-          <w:p>
-            <w:r>
-              <w:rPr>
-                <w:b/>
                 <w:sz w:val="18"/>
               </w:rPr>
               <w:t>In the Last Days</w:t>
@@ -1718,15 +1637,6 @@
           </w:tcPr>
           <w:p>
             <w:r/>
-            <w:r>
-              <w:rPr>
-                <w:b/>
-                <w:sz w:val="16"/>
-              </w:rPr>
-              <w:t>1-2</w:t>
-            </w:r>
-          </w:p>
-          <w:p>
             <w:r>
               <w:rPr>
                 <w:b/>
@@ -1973,15 +1883,6 @@
             <w:r>
               <w:rPr>
                 <w:b/>
-                <w:sz w:val="16"/>
-              </w:rPr>
-              <w:t>8-9</w:t>
-            </w:r>
-          </w:p>
-          <w:p>
-            <w:r>
-              <w:rPr>
-                <w:b/>
                 <w:sz w:val="18"/>
               </w:rPr>
               <w:t>The Day the Sky Will Collapse</w:t>
@@ -1994,15 +1895,6 @@
           </w:tcPr>
           <w:p>
             <w:r/>
-            <w:r>
-              <w:rPr>
-                <w:b/>
-                <w:sz w:val="16"/>
-              </w:rPr>
-              <w:t>8-9</w:t>
-            </w:r>
-          </w:p>
-          <w:p>
             <w:r>
               <w:rPr>
                 <w:b/>

--- a/gdocs_build/2Peter.docx
+++ b/gdocs_build/2Peter.docx
@@ -2201,7 +2201,7 @@
                 <w:b/>
                 <w:sz w:val="16"/>
               </w:rPr>
-              <w:t>17-18</w:t>
+              <w:t>17</w:t>
             </w:r>
           </w:p>
           <w:p>
@@ -2224,7 +2224,7 @@
                 <w:b/>
                 <w:sz w:val="16"/>
               </w:rPr>
-              <w:t>17-18</w:t>
+              <w:t>17</w:t>
             </w:r>
           </w:p>
           <w:p>
@@ -2247,7 +2247,7 @@
                 <w:b/>
                 <w:sz w:val="16"/>
               </w:rPr>
-              <w:t>17-18</w:t>
+              <w:t>17</w:t>
             </w:r>
           </w:p>
           <w:p>
@@ -2272,7 +2272,7 @@
                 <w:b/>
                 <w:sz w:val="16"/>
               </w:rPr>
-              <w:t>17-18</w:t>
+              <w:t>18</w:t>
             </w:r>
           </w:p>
           <w:p>
@@ -2295,7 +2295,7 @@
                 <w:b/>
                 <w:sz w:val="16"/>
               </w:rPr>
-              <w:t>17-18</w:t>
+              <w:t>18</w:t>
             </w:r>
           </w:p>
           <w:p>
@@ -2318,7 +2318,7 @@
                 <w:b/>
                 <w:sz w:val="16"/>
               </w:rPr>
-              <w:t>17-18</w:t>
+              <w:t>18</w:t>
             </w:r>
           </w:p>
           <w:p>
